--- a/Job Hunt 2026/2026-09-09 - Turning Point Action - Media Administrator/Joshua_Chappell_CoverLetter_TurningPointAction_Media.docx
+++ b/Job Hunt 2026/2026-09-09 - Turning Point Action - Media Administrator/Joshua_Chappell_CoverLetter_TurningPointAction_Media.docx
@@ -25,9 +25,9 @@
           <w:sz w:val="19"/>
           <w:szCs w:val="19"/>
         </w:rPr>
-        <w:t xml:space="preserve">Mesa, AZ  •  480-586-7959  •  </w:t>
-      </w:r>
-      <w:hyperlink w:history="1" r:id="rIdq6o9usi_1iugkq4msjg7z">
+        <w:t xml:space="preserve">Mesa, AZ • 480-586-7959 • </w:t>
+      </w:r>
+      <w:hyperlink w:history="1" r:id="rIduay5v8sp4klijcu1f6vhc">
         <w:r>
           <w:rPr>
             <w:rFonts w:ascii="Calibri" w:cs="Calibri" w:eastAsia="Calibri" w:hAnsi="Calibri"/>
@@ -45,9 +45,9 @@
           <w:sz w:val="19"/>
           <w:szCs w:val="19"/>
         </w:rPr>
-        <w:t xml:space="preserve">  •  </w:t>
-      </w:r>
-      <w:hyperlink w:history="1" r:id="rId9lk0jjqrziwyw-j4mgc3e">
+        <w:t xml:space="preserve"> • </w:t>
+      </w:r>
+      <w:hyperlink w:history="1" r:id="rIdu7pkx3seymwsagldwuzg3">
         <w:r>
           <w:rPr>
             <w:rFonts w:ascii="Calibri" w:cs="Calibri" w:eastAsia="Calibri" w:hAnsi="Calibri"/>
@@ -65,9 +65,9 @@
           <w:sz w:val="19"/>
           <w:szCs w:val="19"/>
         </w:rPr>
-        <w:t xml:space="preserve">  •  </w:t>
-      </w:r>
-      <w:hyperlink w:history="1" r:id="rId6kivhnwadu97owwga537d">
+        <w:t xml:space="preserve"> • </w:t>
+      </w:r>
+      <w:hyperlink w:history="1" r:id="rIdmuga-bw-u0bkw7qeejssj">
         <w:r>
           <w:rPr>
             <w:rFonts w:ascii="Calibri" w:cs="Calibri" w:eastAsia="Calibri" w:hAnsi="Calibri"/>
@@ -85,9 +85,9 @@
           <w:sz w:val="19"/>
           <w:szCs w:val="19"/>
         </w:rPr>
-        <w:t xml:space="preserve">  •  </w:t>
-      </w:r>
-      <w:hyperlink w:history="1" r:id="rIdmcu5avpksogm5gjhikuvv">
+        <w:t xml:space="preserve"> • </w:t>
+      </w:r>
+      <w:hyperlink w:history="1" r:id="rIdg_wviylch67ue8xt-p1yt">
         <w:r>
           <w:rPr>
             <w:rFonts w:ascii="Calibri" w:cs="Calibri" w:eastAsia="Calibri" w:hAnsi="Calibri"/>
